--- a/public/documents/templates/cas/supervisor-feedback-template.docx
+++ b/public/documents/templates/cas/supervisor-feedback-template.docx
@@ -101,26 +101,9 @@
             <w:r>
               <w:rPr>
                 <w:rFonts w:ascii="Arial" w:hAnsi="Arial" w:cs="Arial"/>
-                <w:color w:val="FF0000"/>
-              </w:rPr>
-              <w:t xml:space="preserve">${supervisor_honorific} ${supervisor_name}</w:t>
-            </w:r>
-            <w:r>
-              <w:rPr>
-                <w:rFonts w:ascii="Arial" w:hAnsi="Arial" w:cs="Arial"/>
-                <w:color w:val="FF0000"/>
-              </w:rPr>
-              <w:t xml:space="preserve"/>
-            </w:r>
-            <w:proofErr w:type="spellStart"/>
-            <w:r>
-              <w:rPr>
-                <w:rFonts w:ascii="Arial" w:hAnsi="Arial" w:cs="Arial"/>
-                <w:color w:val="FF0000"/>
-              </w:rPr>
-              <w:t/>
-            </w:r>
-            <w:proofErr w:type="spellEnd"/>
+              </w:rPr>
+              <w:t>${supervisor_honorific} ${supervisor_name}</w:t>
+            </w:r>
           </w:p>
           <w:p>
             <w:pPr>
@@ -157,16 +140,8 @@
             <w:r>
               <w:rPr>
                 <w:rFonts w:ascii="Arial" w:hAnsi="Arial" w:cs="Arial"/>
-                <w:color w:val="FF0000"/>
               </w:rPr>
               <w:t>${company_name}</w:t>
-            </w:r>
-            <w:r>
-              <w:rPr>
-                <w:rFonts w:ascii="Arial" w:hAnsi="Arial" w:cs="Arial"/>
-                <w:color w:val="FF0000"/>
-              </w:rPr>
-              <w:t xml:space="preserve"/>
             </w:r>
           </w:p>
         </w:tc>
@@ -198,46 +173,8 @@
             <w:r>
               <w:rPr>
                 <w:rFonts w:ascii="Arial" w:hAnsi="Arial" w:cs="Arial"/>
-                <w:color w:val="FF0000"/>
-              </w:rPr>
-              <w:t xml:space="preserve">${company_name}</w:t>
-            </w:r>
-            <w:r>
-              <w:rPr>
-                <w:rFonts w:ascii="Arial" w:hAnsi="Arial" w:cs="Arial"/>
-                <w:color w:val="FF0000"/>
-              </w:rPr>
-              <w:t/>
-            </w:r>
-            <w:r>
-              <w:rPr>
-                <w:rFonts w:ascii="Arial" w:hAnsi="Arial" w:cs="Arial"/>
-                <w:color w:val="FF0000"/>
-              </w:rPr>
-              <w:t xml:space="preserve"/>
-            </w:r>
-            <w:proofErr w:type="spellStart"/>
-            <w:r>
-              <w:rPr>
-                <w:rFonts w:ascii="Arial" w:hAnsi="Arial" w:cs="Arial"/>
-                <w:color w:val="FF0000"/>
-              </w:rPr>
-              <w:t/>
-            </w:r>
-            <w:r>
-              <w:rPr>
-                <w:rFonts w:ascii="Arial" w:hAnsi="Arial" w:cs="Arial"/>
-                <w:color w:val="FF0000"/>
-              </w:rPr>
-              <w:t/>
-            </w:r>
-            <w:proofErr w:type="spellEnd"/>
-            <w:r>
-              <w:rPr>
-                <w:rFonts w:ascii="Arial" w:hAnsi="Arial" w:cs="Arial"/>
-                <w:color w:val="FF0000"/>
-              </w:rPr>
-              <w:t/>
+              </w:rPr>
+              <w:t>${company_name}</w:t>
             </w:r>
           </w:p>
           <w:p>
@@ -1452,14 +1389,12 @@
               <w:jc w:val="center"/>
               <w:rPr>
                 <w:rFonts w:ascii="Arial" w:hAnsi="Arial" w:cs="Arial"/>
-                <w:color w:val="FF0000"/>
                 <w:u w:val="single"/>
               </w:rPr>
             </w:pPr>
             <w:r>
               <w:rPr>
                 <w:rFonts w:ascii="Arial" w:hAnsi="Arial" w:cs="Arial"/>
-                <w:color w:val="FF0000"/>
                 <w:u w:val="single"/>
               </w:rPr>
               <w:t>${supervisor_name}</w:t>
